--- a/lessons/6-1/downloads/6-1-notes-teacher-l1.docx
+++ b/lessons/6-1/downloads/6-1-notes-teacher-l1.docx
@@ -195,7 +195,7 @@
                 <w:sz w:val="20"/>
                 <w:szCs w:val="20"/>
               </w:rPr>
-              <w:t xml:space="preserve">I can use models to divide a whole number by a fraction and a fraction by a whole number.</w:t>
+              <w:t xml:space="preserve">I can divide a whole number by a unit fraction and a unit fraction by a whole number by writing the whole number over 1 and using Keep, Change, Flip.</w:t>
             </w:r>
           </w:p>
           <w:p>
@@ -217,7 +217,7 @@
                 <w:sz w:val="20"/>
                 <w:szCs w:val="20"/>
               </w:rPr>
-              <w:t xml:space="preserve">I can explain a division model using the words dividend, divisor, quotient, and how many fit.</w:t>
+              <w:t xml:space="preserve">I can explain each step of Keep, Change, Flip using the words reciprocal, divisor, and quotient.</w:t>
             </w:r>
           </w:p>
         </w:tc>
@@ -522,7 +522,7 @@
                 <w:sz w:val="24"/>
                 <w:szCs w:val="24"/>
               </w:rPr>
-              <w:t xml:space="preserve">Dividend</w:t>
+              <w:t xml:space="preserve">Reciprocal</w:t>
             </w:r>
             <w:r>
               <w:rPr>
@@ -532,7 +532,7 @@
                 <w:sz w:val="19"/>
                 <w:szCs w:val="19"/>
               </w:rPr>
-              <w:t xml:space="preserve">   Dividendo</w:t>
+              <w:t xml:space="preserve">   Recíproco</w:t>
             </w:r>
           </w:p>
           <w:p>
@@ -544,7 +544,7 @@
                 <w:sz w:val="21"/>
                 <w:szCs w:val="21"/>
               </w:rPr>
-              <w:t xml:space="preserve">The number you are splitting up in a division problem.</w:t>
+              <w:t xml:space="preserve">A fraction turned upside down.</w:t>
             </w:r>
           </w:p>
           <w:p>
@@ -569,7 +569,7 @@
                 <w:sz w:val="18"/>
                 <w:szCs w:val="18"/>
               </w:rPr>
-              <w:t xml:space="preserve">In 3 ÷ 1/4 = 12, the dividend is 3 — it is the total being split</w:t>
+              <w:t xml:space="preserve">The reciprocal of 1/4 is 4/1 = 4. A whole number like 3 is 3/1, so its reciprocal is 1/3.</w:t>
             </w:r>
           </w:p>
         </w:tc>
@@ -676,7 +676,7 @@
                 <w:sz w:val="24"/>
                 <w:szCs w:val="24"/>
               </w:rPr>
-              <w:t xml:space="preserve">Divisor</w:t>
+              <w:t xml:space="preserve">Quotient</w:t>
             </w:r>
             <w:r>
               <w:rPr>
@@ -686,7 +686,7 @@
                 <w:sz w:val="19"/>
                 <w:szCs w:val="19"/>
               </w:rPr>
-              <w:t xml:space="preserve">   Divisor</w:t>
+              <w:t xml:space="preserve">   Cociente</w:t>
             </w:r>
           </w:p>
           <w:p>
@@ -698,7 +698,7 @@
                 <w:sz w:val="21"/>
                 <w:szCs w:val="21"/>
               </w:rPr>
-              <w:t xml:space="preserve">The number you split by in a division problem.</w:t>
+              <w:t xml:space="preserve">The answer when you divide.</w:t>
             </w:r>
           </w:p>
           <w:p>
@@ -723,7 +723,7 @@
                 <w:sz w:val="18"/>
                 <w:szCs w:val="18"/>
               </w:rPr>
-              <w:t xml:space="preserve">In 3 ÷ 1/4 = 12, the divisor is 1/4 — it is the size of each piece</w:t>
+              <w:t xml:space="preserve">In 3 ÷ 1/4 = 12, the quotient is 12 — there are 12 quarter-size pieces in 3</w:t>
             </w:r>
           </w:p>
         </w:tc>
@@ -830,7 +830,7 @@
                 <w:sz w:val="24"/>
                 <w:szCs w:val="24"/>
               </w:rPr>
-              <w:t xml:space="preserve">Quotient</w:t>
+              <w:t xml:space="preserve">Dividend</w:t>
             </w:r>
             <w:r>
               <w:rPr>
@@ -840,7 +840,7 @@
                 <w:sz w:val="19"/>
                 <w:szCs w:val="19"/>
               </w:rPr>
-              <w:t xml:space="preserve">   Cociente</w:t>
+              <w:t xml:space="preserve">   Dividendo</w:t>
             </w:r>
           </w:p>
           <w:p>
@@ -852,7 +852,7 @@
                 <w:sz w:val="21"/>
                 <w:szCs w:val="21"/>
               </w:rPr>
-              <w:t xml:space="preserve">The answer when you divide.</w:t>
+              <w:t xml:space="preserve">The total number being divided into equal groups (the number inside the division bracket).</w:t>
             </w:r>
           </w:p>
           <w:p>
@@ -877,7 +877,7 @@
                 <w:sz w:val="18"/>
                 <w:szCs w:val="18"/>
               </w:rPr>
-              <w:t xml:space="preserve">In 3 ÷ 1/4 = 12, the quotient is 12 — there are 12 quarter-size pieces in 3</w:t>
+              <w:t xml:space="preserve">In 3 ÷ 1/4 = 12, the dividend is 3 — it is the total being split</w:t>
             </w:r>
           </w:p>
         </w:tc>
@@ -984,7 +984,7 @@
                 <w:sz w:val="24"/>
                 <w:szCs w:val="24"/>
               </w:rPr>
-              <w:t xml:space="preserve">Reciprocal</w:t>
+              <w:t xml:space="preserve">Divisor</w:t>
             </w:r>
             <w:r>
               <w:rPr>
@@ -994,7 +994,7 @@
                 <w:sz w:val="19"/>
                 <w:szCs w:val="19"/>
               </w:rPr>
-              <w:t xml:space="preserve">   Recíproco</w:t>
+              <w:t xml:space="preserve">   Divisor</w:t>
             </w:r>
           </w:p>
           <w:p>
@@ -1006,7 +1006,7 @@
                 <w:sz w:val="21"/>
                 <w:szCs w:val="21"/>
               </w:rPr>
-              <w:t xml:space="preserve">A fraction turned upside down.</w:t>
+              <w:t xml:space="preserve">The number of equal groups you are dividing into (the number outside the division bracket).</w:t>
             </w:r>
           </w:p>
           <w:p>
@@ -1031,7 +1031,7 @@
                 <w:sz w:val="18"/>
                 <w:szCs w:val="18"/>
               </w:rPr>
-              <w:t xml:space="preserve">The reciprocal of 1/4 is 4/1 = 4. Multiplying by the reciprocal gives the same result as dividing.</w:t>
+              <w:t xml:space="preserve">In 3 ÷ 1/4 = 12, the divisor is 1/4 — it is the size of each piece</w:t>
             </w:r>
           </w:p>
         </w:tc>
@@ -1279,7 +1279,7 @@
                 <w:sz w:val="21"/>
                 <w:szCs w:val="21"/>
               </w:rPr>
-              <w:t xml:space="preserve">Division of Fractions      •      Dividend      •      Divisor      •      Quotient      •      Reciprocal      •      Unit fraction</w:t>
+              <w:t xml:space="preserve">Division of Fractions      •      Reciprocal      •      Quotient      •      Dividend      •      Divisor      •      Unit fraction</w:t>
             </w:r>
           </w:p>
         </w:tc>
@@ -1350,7 +1350,7 @@
           <w:sz w:val="22"/>
           <w:szCs w:val="22"/>
         </w:rPr>
-        <w:t xml:space="preserve">In 6 ÷ 1/2, the number 6 being divided is the </w:t>
+        <w:t xml:space="preserve">Flipping the numerator and denominator gives the </w:t>
       </w:r>
       <w:r>
         <w:rPr>
@@ -1387,7 +1387,7 @@
           <w:sz w:val="22"/>
           <w:szCs w:val="22"/>
         </w:rPr>
-        <w:t xml:space="preserve">In 6 ÷ 1/2, the number 1/2 we divide by is the </w:t>
+        <w:t xml:space="preserve">The answer to a division problem is the </w:t>
       </w:r>
       <w:r>
         <w:rPr>
@@ -1424,7 +1424,7 @@
           <w:sz w:val="22"/>
           <w:szCs w:val="22"/>
         </w:rPr>
-        <w:t xml:space="preserve">The answer to a division problem is the </w:t>
+        <w:t xml:space="preserve">In 6 ÷ 1/2, the number 6 being divided is the </w:t>
       </w:r>
       <w:r>
         <w:rPr>
@@ -1461,7 +1461,7 @@
           <w:sz w:val="22"/>
           <w:szCs w:val="22"/>
         </w:rPr>
-        <w:t xml:space="preserve">The fraction you get by flipping the numerator and denominator is the </w:t>
+        <w:t xml:space="preserve">In 6 ÷ 1/2, the number 1/2 we divide by is the </w:t>
       </w:r>
       <w:r>
         <w:rPr>
@@ -1615,6 +1615,17 @@
               </w:rPr>
               <w:t xml:space="preserve">How does interpreting fraction division help the detective?</w:t>
             </w:r>
+            <w:r>
+              <w:rPr>
+                <w:i/>
+                <w:iCs/>
+                <w:color w:val="5F6F80"/>
+                <w:sz w:val="19"/>
+                <w:szCs w:val="19"/>
+              </w:rPr>
+              <w:br/>
+              <w:t xml:space="preserve">¿Cómo ayuda interpretar la división de fracciones al detective?</w:t>
+            </w:r>
           </w:p>
           <w:p>
             <w:pPr>
@@ -1743,14 +1754,14 @@
           <w:sz w:val="20"/>
           <w:szCs w:val="20"/>
         </w:rPr>
-        <w:t xml:space="preserve">Dividend — </w:t>
+        <w:t xml:space="preserve">Reciprocal — </w:t>
       </w:r>
       <w:r>
         <w:rPr>
           <w:sz w:val="20"/>
           <w:szCs w:val="20"/>
         </w:rPr>
-        <w:t xml:space="preserve">The number you are splitting up in a division problem.</w:t>
+        <w:t xml:space="preserve">A fraction turned upside down.</w:t>
       </w:r>
       <w:r>
         <w:rPr>
@@ -1761,7 +1772,7 @@
           <w:szCs w:val="18"/>
         </w:rPr>
         <w:br/>
-        <w:t xml:space="preserve">Dividendo — El número que estás repartiendo en una división.</w:t>
+        <w:t xml:space="preserve">Recíproco — Una fracción volteada de arriba abajo.</w:t>
       </w:r>
     </w:p>
     <w:p>
@@ -1786,14 +1797,14 @@
           <w:sz w:val="20"/>
           <w:szCs w:val="20"/>
         </w:rPr>
-        <w:t xml:space="preserve">Divisor — </w:t>
+        <w:t xml:space="preserve">Quotient — </w:t>
       </w:r>
       <w:r>
         <w:rPr>
           <w:sz w:val="20"/>
           <w:szCs w:val="20"/>
         </w:rPr>
-        <w:t xml:space="preserve">The number you split by in a division problem.</w:t>
+        <w:t xml:space="preserve">The answer when you divide.</w:t>
       </w:r>
       <w:r>
         <w:rPr>
@@ -1804,7 +1815,7 @@
           <w:szCs w:val="18"/>
         </w:rPr>
         <w:br/>
-        <w:t xml:space="preserve">Divisor — El número entre el que divides en una división.</w:t>
+        <w:t xml:space="preserve">Cociente — La respuesta cuando divides.</w:t>
       </w:r>
     </w:p>
     <w:p>
@@ -1829,14 +1840,14 @@
           <w:sz w:val="20"/>
           <w:szCs w:val="20"/>
         </w:rPr>
-        <w:t xml:space="preserve">Quotient — </w:t>
+        <w:t xml:space="preserve">Dividend — </w:t>
       </w:r>
       <w:r>
         <w:rPr>
           <w:sz w:val="20"/>
           <w:szCs w:val="20"/>
         </w:rPr>
-        <w:t xml:space="preserve">The answer when you divide.</w:t>
+        <w:t xml:space="preserve">The total number being divided into equal groups (the number inside the division bracket).</w:t>
       </w:r>
       <w:r>
         <w:rPr>
@@ -1847,7 +1858,7 @@
           <w:szCs w:val="18"/>
         </w:rPr>
         <w:br/>
-        <w:t xml:space="preserve">Cociente — La respuesta cuando divides.</w:t>
+        <w:t xml:space="preserve">Dividendo — El número total que se divide en partes iguales (el número dentro de la casilla de división).</w:t>
       </w:r>
     </w:p>
     <w:p>
@@ -1872,14 +1883,14 @@
           <w:sz w:val="20"/>
           <w:szCs w:val="20"/>
         </w:rPr>
-        <w:t xml:space="preserve">Reciprocal — </w:t>
+        <w:t xml:space="preserve">Divisor — </w:t>
       </w:r>
       <w:r>
         <w:rPr>
           <w:sz w:val="20"/>
           <w:szCs w:val="20"/>
         </w:rPr>
-        <w:t xml:space="preserve">A fraction turned upside down.</w:t>
+        <w:t xml:space="preserve">The number of equal groups you are dividing into (the number outside the division bracket).</w:t>
       </w:r>
       <w:r>
         <w:rPr>
@@ -1890,7 +1901,7 @@
           <w:szCs w:val="18"/>
         </w:rPr>
         <w:br/>
-        <w:t xml:space="preserve">Recíproco — Una fracción volteada de arriba abajo.</w:t>
+        <w:t xml:space="preserve">Divisor — El número de partes iguales en las que divides (el número fuera de la casilla de división).</w:t>
       </w:r>
     </w:p>
     <w:tbl>
@@ -3112,7 +3123,7 @@
           <w:sz w:val="21"/>
           <w:szCs w:val="21"/>
         </w:rPr>
-        <w:t xml:space="preserve">3 ÷ 1/4 asks: how many 1/4-size pieces fit into 3?</w:t>
+        <w:t xml:space="preserve">3 ÷ 1/4 asks how many 1/4-size pieces fit into 3.</w:t>
       </w:r>
     </w:p>
     <w:p>
@@ -3134,7 +3145,7 @@
           <w:sz w:val="21"/>
           <w:szCs w:val="21"/>
         </w:rPr>
-        <w:t xml:space="preserve">The answer is 12, because each whole has 4 fourths, and 3 × 4 = 12.</w:t>
+        <w:t xml:space="preserve">To find that, put a 1 under the 3 and use Keep, Change, Flip: 3/1 × 4/1 = 12.</w:t>
       </w:r>
     </w:p>
     <w:p>
@@ -4575,6 +4586,48 @@
           <w:sz w:val="21"/>
           <w:szCs w:val="21"/>
         </w:rPr>
+        <w:t xml:space="preserve">Reciprocal</w:t>
+      </w:r>
+    </w:p>
+    <w:p>
+      <w:pPr>
+        <w:spacing w:after="80"/>
+      </w:pPr>
+      <w:r>
+        <w:rPr>
+          <w:b/>
+          <w:bCs/>
+          <w:sz w:val="21"/>
+          <w:szCs w:val="21"/>
+        </w:rPr>
+        <w:t xml:space="preserve">Notes 3:  </w:t>
+      </w:r>
+      <w:r>
+        <w:rPr>
+          <w:sz w:val="21"/>
+          <w:szCs w:val="21"/>
+        </w:rPr>
+        <w:t xml:space="preserve">Quotient</w:t>
+      </w:r>
+    </w:p>
+    <w:p>
+      <w:pPr>
+        <w:spacing w:after="80"/>
+      </w:pPr>
+      <w:r>
+        <w:rPr>
+          <w:b/>
+          <w:bCs/>
+          <w:sz w:val="21"/>
+          <w:szCs w:val="21"/>
+        </w:rPr>
+        <w:t xml:space="preserve">Notes 4:  </w:t>
+      </w:r>
+      <w:r>
+        <w:rPr>
+          <w:sz w:val="21"/>
+          <w:szCs w:val="21"/>
+        </w:rPr>
         <w:t xml:space="preserve">Dividend</w:t>
       </w:r>
     </w:p>
@@ -4589,7 +4642,7 @@
           <w:sz w:val="21"/>
           <w:szCs w:val="21"/>
         </w:rPr>
-        <w:t xml:space="preserve">Notes 3:  </w:t>
+        <w:t xml:space="preserve">Notes 5:  </w:t>
       </w:r>
       <w:r>
         <w:rPr>
@@ -4597,48 +4650,6 @@
           <w:szCs w:val="21"/>
         </w:rPr>
         <w:t xml:space="preserve">Divisor</w:t>
-      </w:r>
-    </w:p>
-    <w:p>
-      <w:pPr>
-        <w:spacing w:after="80"/>
-      </w:pPr>
-      <w:r>
-        <w:rPr>
-          <w:b/>
-          <w:bCs/>
-          <w:sz w:val="21"/>
-          <w:szCs w:val="21"/>
-        </w:rPr>
-        <w:t xml:space="preserve">Notes 4:  </w:t>
-      </w:r>
-      <w:r>
-        <w:rPr>
-          <w:sz w:val="21"/>
-          <w:szCs w:val="21"/>
-        </w:rPr>
-        <w:t xml:space="preserve">Quotient</w:t>
-      </w:r>
-    </w:p>
-    <w:p>
-      <w:pPr>
-        <w:spacing w:after="80"/>
-      </w:pPr>
-      <w:r>
-        <w:rPr>
-          <w:b/>
-          <w:bCs/>
-          <w:sz w:val="21"/>
-          <w:szCs w:val="21"/>
-        </w:rPr>
-        <w:t xml:space="preserve">Notes 5:  </w:t>
-      </w:r>
-      <w:r>
-        <w:rPr>
-          <w:sz w:val="21"/>
-          <w:szCs w:val="21"/>
-        </w:rPr>
-        <w:t xml:space="preserve">Reciprocal</w:t>
       </w:r>
     </w:p>
     <w:p>
@@ -4805,7 +4816,7 @@
           <w:sz w:val="19"/>
           <w:szCs w:val="19"/>
         </w:rPr>
-        <w:t xml:space="preserve">  — 4 ÷ 1/2 = 4 × 2 = 8 pieces. Each whole foot contains 2 halves, and 4 × 2 = 8.</w:t>
+        <w:t xml:space="preserve">  — Write 4 ÷ 1/2. Put a 1 under the 4, then Keep, Change, Flip: 4/1 × 2/1 = 8 pieces.</w:t>
       </w:r>
     </w:p>
     <w:p>
@@ -4836,7 +4847,7 @@
           <w:sz w:val="19"/>
           <w:szCs w:val="19"/>
         </w:rPr>
-        <w:t xml:space="preserve">  — This is 1/2 ÷ 4. Cutting the half into 4 equal parts makes eighths, so each person gets 1/8 of the whole pan.</w:t>
+        <w:t xml:space="preserve">  — This is 1/2 ÷ 4. The whole number is second this time, so put a 1 under the 4, then Keep, Change, Flip: 1/2 × 1/4 = 1/8 of the whole pan.</w:t>
       </w:r>
     </w:p>
     <w:p>
@@ -4867,7 +4878,7 @@
           <w:sz w:val="19"/>
           <w:szCs w:val="19"/>
         </w:rPr>
-        <w:t xml:space="preserve">  — 6 ÷ 1/5 means how many 1/5-size pieces fit into 6. Each whole has 5 fifths, so 6 × 5 = 30.</w:t>
+        <w:t xml:space="preserve">  — Put a 1 under the 6: 6/1 ÷ 1/5. Keep, Change, Flip gives 6/1 × 5/1 = 30.</w:t>
       </w:r>
     </w:p>
     <w:p>
@@ -4914,7 +4925,7 @@
           <w:sz w:val="19"/>
           <w:szCs w:val="19"/>
         </w:rPr>
-        <w:t xml:space="preserve">  — You are finding how many 1/4-foot pieces fit into 5 feet, which is 5 ÷ 1/4 = 5 × 4 = 20 books.</w:t>
+        <w:t xml:space="preserve">  — The expression is 5 ÷ 1/4. Put a 1 under the 5, then Keep, Change, Flip: 5/1 × 4/1 = 20 books.</w:t>
       </w:r>
     </w:p>
     <w:p>
@@ -4952,7 +4963,7 @@
           <w:sz w:val="19"/>
           <w:szCs w:val="19"/>
         </w:rPr>
-        <w:t xml:space="preserve">  — 5 ÷ 1/4 means 'how many 1/4-size pieces fit into 5.' Since each whole has 4 fourths, 5 × 4 = 20.</w:t>
+        <w:t xml:space="preserve">  — 5 ÷ 1/4 means 'how many 1/4-size pieces fit into 5.' Put a 1 under the 5, then Keep, Change, Flip: 5/1 × 4/1 = 20.</w:t>
       </w:r>
     </w:p>
     <w:p>

--- a/lessons/6-1/downloads/6-1-notes-teacher-l1.docx
+++ b/lessons/6-1/downloads/6-1-notes-teacher-l1.docx
@@ -1536,47 +1536,6 @@
         <w:t xml:space="preserve">Write About the Math</w:t>
       </w:r>
     </w:p>
-    <w:p>
-      <w:pPr>
-        <w:spacing w:after="100"/>
-      </w:pPr>
-      <w:r>
-        <w:rPr>
-          <w:i/>
-          <w:iCs/>
-          <w:color w:val="5F6F80"/>
-          <w:sz w:val="19"/>
-          <w:szCs w:val="19"/>
-        </w:rPr>
-        <w:t xml:space="preserve">Use the support level you need. Every level answers the same math question.</w:t>
-      </w:r>
-    </w:p>
-    <w:p>
-      <w:pPr>
-        <w:pStyle w:val="Heading2"/>
-        <w:spacing w:after="80" w:before="180"/>
-      </w:pPr>
-      <w:r>
-        <w:rPr>
-          <w:b/>
-          <w:bCs/>
-          <w:color w:val="12355B"/>
-          <w:sz w:val="24"/>
-          <w:szCs w:val="24"/>
-        </w:rPr>
-        <w:t xml:space="preserve">1. Understand the Question</w:t>
-      </w:r>
-      <w:r>
-        <w:rPr>
-          <w:i/>
-          <w:iCs/>
-          <w:color w:val="B97A12"/>
-          <w:sz w:val="19"/>
-          <w:szCs w:val="19"/>
-        </w:rPr>
-        <w:t xml:space="preserve">   explain</w:t>
-      </w:r>
-    </w:p>
     <w:tbl>
       <w:tblPr>
         <w:tblW w:type="pct" w:w="100%"/>
@@ -1627,71 +1586,27 @@
               <w:t xml:space="preserve">¿Cómo ayuda interpretar la división de fracciones al detective?</w:t>
             </w:r>
           </w:p>
-          <w:p>
-            <w:pPr>
-              <w:spacing w:after="0"/>
-            </w:pPr>
-            <w:r>
-              <w:rPr>
-                <w:b/>
-                <w:bCs/>
-                <w:color w:val="12355B"/>
-                <w:sz w:val="20"/>
-                <w:szCs w:val="20"/>
-              </w:rPr>
-              <w:t xml:space="preserve">Your job:  </w:t>
-            </w:r>
-            <w:r>
-              <w:rPr>
-                <w:sz w:val="20"/>
-                <w:szCs w:val="20"/>
-              </w:rPr>
-              <w:t xml:space="preserve">Answer the question. Use math evidence. Explain how the evidence proves your answer.</w:t>
-            </w:r>
-            <w:r>
-              <w:rPr>
-                <w:i/>
-                <w:iCs/>
-                <w:color w:val="5F6F80"/>
-                <w:sz w:val="18"/>
-                <w:szCs w:val="18"/>
-              </w:rPr>
-              <w:br/>
-              <w:t xml:space="preserve">Responde la pregunta. Usa evidencia matemática. Explica cómo la evidencia demuestra tu respuesta.</w:t>
-            </w:r>
-          </w:p>
         </w:tc>
       </w:tr>
     </w:tbl>
     <w:p>
       <w:pPr>
-        <w:pStyle w:val="Heading2"/>
-        <w:spacing w:after="80" w:before="180"/>
-      </w:pPr>
-      <w:r>
-        <w:rPr>
-          <w:b/>
-          <w:bCs/>
-          <w:color w:val="12355B"/>
-          <w:sz w:val="24"/>
-          <w:szCs w:val="24"/>
-        </w:rPr>
-        <w:t xml:space="preserve">2. Plan Your Math Words</w:t>
-      </w:r>
+        <w:spacing w:after="100"/>
+      </w:pPr>
       <w:r>
         <w:rPr>
           <w:i/>
           <w:iCs/>
-          <w:color w:val="1FA6A2"/>
+          <w:color w:val="5F6F80"/>
           <w:sz w:val="19"/>
           <w:szCs w:val="19"/>
         </w:rPr>
-        <w:t xml:space="preserve">   check at least two</w:t>
-      </w:r>
-    </w:p>
-    <w:p>
-      <w:pPr>
-        <w:spacing w:after="60"/>
+        <w:t xml:space="preserve">Say your answer to a partner first. Then write it, using at least two of these words:</w:t>
+      </w:r>
+    </w:p>
+    <w:p>
+      <w:pPr>
+        <w:spacing w:after="40"/>
       </w:pPr>
       <w:r>
         <w:rPr>
@@ -1711,14 +1626,7 @@
           <w:sz w:val="20"/>
           <w:szCs w:val="20"/>
         </w:rPr>
-        <w:t xml:space="preserve">Division of Fractions — </w:t>
-      </w:r>
-      <w:r>
-        <w:rPr>
-          <w:sz w:val="20"/>
-          <w:szCs w:val="20"/>
-        </w:rPr>
-        <w:t xml:space="preserve">Finding how many groups of one fraction fit inside another amount.</w:t>
+        <w:t xml:space="preserve">Reciprocal</w:t>
       </w:r>
       <w:r>
         <w:rPr>
@@ -1728,13 +1636,12 @@
           <w:sz w:val="18"/>
           <w:szCs w:val="18"/>
         </w:rPr>
-        <w:br/>
-        <w:t xml:space="preserve">División de fracciones — Hallar cuántos grupos de una fracción caben dentro de otra cantidad.</w:t>
-      </w:r>
-    </w:p>
-    <w:p>
-      <w:pPr>
-        <w:spacing w:after="60"/>
+        <w:t xml:space="preserve">  ·  Recíproco</w:t>
+      </w:r>
+    </w:p>
+    <w:p>
+      <w:pPr>
+        <w:spacing w:after="40"/>
       </w:pPr>
       <w:r>
         <w:rPr>
@@ -1754,14 +1661,7 @@
           <w:sz w:val="20"/>
           <w:szCs w:val="20"/>
         </w:rPr>
-        <w:t xml:space="preserve">Reciprocal — </w:t>
-      </w:r>
-      <w:r>
-        <w:rPr>
-          <w:sz w:val="20"/>
-          <w:szCs w:val="20"/>
-        </w:rPr>
-        <w:t xml:space="preserve">A fraction turned upside down.</w:t>
+        <w:t xml:space="preserve">Quotient</w:t>
       </w:r>
       <w:r>
         <w:rPr>
@@ -1771,13 +1671,12 @@
           <w:sz w:val="18"/>
           <w:szCs w:val="18"/>
         </w:rPr>
-        <w:br/>
-        <w:t xml:space="preserve">Recíproco — Una fracción volteada de arriba abajo.</w:t>
-      </w:r>
-    </w:p>
-    <w:p>
-      <w:pPr>
-        <w:spacing w:after="60"/>
+        <w:t xml:space="preserve">  ·  Cociente</w:t>
+      </w:r>
+    </w:p>
+    <w:p>
+      <w:pPr>
+        <w:spacing w:after="40"/>
       </w:pPr>
       <w:r>
         <w:rPr>
@@ -1797,14 +1696,7 @@
           <w:sz w:val="20"/>
           <w:szCs w:val="20"/>
         </w:rPr>
-        <w:t xml:space="preserve">Quotient — </w:t>
-      </w:r>
-      <w:r>
-        <w:rPr>
-          <w:sz w:val="20"/>
-          <w:szCs w:val="20"/>
-        </w:rPr>
-        <w:t xml:space="preserve">The answer when you divide.</w:t>
+        <w:t xml:space="preserve">Dividend</w:t>
       </w:r>
       <w:r>
         <w:rPr>
@@ -1814,13 +1706,12 @@
           <w:sz w:val="18"/>
           <w:szCs w:val="18"/>
         </w:rPr>
-        <w:br/>
-        <w:t xml:space="preserve">Cociente — La respuesta cuando divides.</w:t>
-      </w:r>
-    </w:p>
-    <w:p>
-      <w:pPr>
-        <w:spacing w:after="60"/>
+        <w:t xml:space="preserve">  ·  Dividendo</w:t>
+      </w:r>
+    </w:p>
+    <w:p>
+      <w:pPr>
+        <w:spacing w:after="40"/>
       </w:pPr>
       <w:r>
         <w:rPr>
@@ -1840,14 +1731,7 @@
           <w:sz w:val="20"/>
           <w:szCs w:val="20"/>
         </w:rPr>
-        <w:t xml:space="preserve">Dividend — </w:t>
-      </w:r>
-      <w:r>
-        <w:rPr>
-          <w:sz w:val="20"/>
-          <w:szCs w:val="20"/>
-        </w:rPr>
-        <w:t xml:space="preserve">The total number being divided into equal groups (the number inside the division bracket).</w:t>
+        <w:t xml:space="preserve">Divisor</w:t>
       </w:r>
       <w:r>
         <w:rPr>
@@ -1857,13 +1741,12 @@
           <w:sz w:val="18"/>
           <w:szCs w:val="18"/>
         </w:rPr>
-        <w:br/>
-        <w:t xml:space="preserve">Dividendo — El número total que se divide en partes iguales (el número dentro de la casilla de división).</w:t>
-      </w:r>
-    </w:p>
-    <w:p>
-      <w:pPr>
-        <w:spacing w:after="60"/>
+        <w:t xml:space="preserve">  ·  Divisor</w:t>
+      </w:r>
+    </w:p>
+    <w:p>
+      <w:pPr>
+        <w:spacing w:after="40"/>
       </w:pPr>
       <w:r>
         <w:rPr>
@@ -1883,14 +1766,7 @@
           <w:sz w:val="20"/>
           <w:szCs w:val="20"/>
         </w:rPr>
-        <w:t xml:space="preserve">Divisor — </w:t>
-      </w:r>
-      <w:r>
-        <w:rPr>
-          <w:sz w:val="20"/>
-          <w:szCs w:val="20"/>
-        </w:rPr>
-        <w:t xml:space="preserve">The number of equal groups you are dividing into (the number outside the division bracket).</w:t>
+        <w:t xml:space="preserve">Unit fraction</w:t>
       </w:r>
       <w:r>
         <w:rPr>
@@ -1900,109 +1776,7 @@
           <w:sz w:val="18"/>
           <w:szCs w:val="18"/>
         </w:rPr>
-        <w:br/>
-        <w:t xml:space="preserve">Divisor — El número de partes iguales en las que divides (el número fuera de la casilla de división).</w:t>
-      </w:r>
-    </w:p>
-    <w:tbl>
-      <w:tblPr>
-        <w:tblW w:type="pct" w:w="100%"/>
-        <w:tblBorders>
-          <w:top w:val="single" w:color="1FA6A2" w:sz="8"/>
-          <w:left w:val="single" w:color="1FA6A2" w:sz="8"/>
-          <w:bottom w:val="single" w:color="1FA6A2" w:sz="8"/>
-          <w:right w:val="single" w:color="1FA6A2" w:sz="8"/>
-          <w:insideH w:val="single" w:color="auto" w:sz="4"/>
-          <w:insideV w:val="single" w:color="auto" w:sz="4"/>
-        </w:tblBorders>
-      </w:tblPr>
-      <w:tblGrid>
-        <w:gridCol w:w="100"/>
-      </w:tblGrid>
-      <w:tr>
-        <w:tc>
-          <w:tcPr>
-            <w:shd w:fill="F7FFFD" w:color="auto" w:val="clear"/>
-            <w:tcMar>
-              <w:top w:type="dxa" w:w="120"/>
-              <w:left w:type="dxa" w:w="180"/>
-              <w:bottom w:type="dxa" w:w="120"/>
-              <w:right w:type="dxa" w:w="180"/>
-            </w:tcMar>
-          </w:tcPr>
-          <w:p>
-            <w:pPr>
-              <w:spacing w:after="50"/>
-            </w:pPr>
-            <w:r>
-              <w:rPr>
-                <w:b/>
-                <w:bCs/>
-                <w:color w:val="1FA6A2"/>
-                <w:sz w:val="20"/>
-                <w:szCs w:val="20"/>
-              </w:rPr>
-              <w:t xml:space="preserve">Say it first:  </w:t>
-            </w:r>
-            <w:r>
-              <w:rPr>
-                <w:sz w:val="20"/>
-                <w:szCs w:val="20"/>
-              </w:rPr>
-              <w:t xml:space="preserve">Say your idea to a partner or quietly to yourself before you write.</w:t>
-            </w:r>
-          </w:p>
-          <w:p>
-            <w:pPr>
-              <w:spacing w:after="60"/>
-            </w:pPr>
-            <w:r>
-              <w:rPr>
-                <w:color w:val="1A2733"/>
-                <w:sz w:val="21"/>
-                <w:szCs w:val="21"/>
-              </w:rPr>
-              <w:t xml:space="preserve">The detective can mark ___ sections because 6 ÷ 1/3 = ___.</w:t>
-            </w:r>
-            <w:r>
-              <w:rPr>
-                <w:i/>
-                <w:iCs/>
-                <w:color w:val="5F6F80"/>
-                <w:sz w:val="19"/>
-                <w:szCs w:val="19"/>
-              </w:rPr>
-              <w:br/>
-              <w:t xml:space="preserve">Di tu respuesta primero: Mi respuesta es ___ porque ___.</w:t>
-            </w:r>
-          </w:p>
-        </w:tc>
-      </w:tr>
-    </w:tbl>
-    <w:p>
-      <w:pPr>
-        <w:pStyle w:val="Heading2"/>
-        <w:spacing w:after="80" w:before="180"/>
-      </w:pPr>
-      <w:r>
-        <w:rPr>
-          <w:b/>
-          <w:bCs/>
-          <w:color w:val="12355B"/>
-          <w:sz w:val="24"/>
-          <w:szCs w:val="24"/>
-        </w:rPr>
-        <w:t xml:space="preserve">3. Build Your Explanation</w:t>
-      </w:r>
-      <w:r>
-        <w:rPr>
-          <w:i/>
-          <w:iCs/>
-          <w:color w:val="B97A12"/>
-          <w:sz w:val="19"/>
-          <w:szCs w:val="19"/>
-        </w:rPr>
-        <w:t xml:space="preserve">   choose your support</w:t>
+        <w:t xml:space="preserve">  ·  Fracción unitaria</w:t>
       </w:r>
     </w:p>
     <w:tbl>
@@ -2033,21 +1807,6 @@
           </w:tcPr>
           <w:p>
             <w:pPr>
-              <w:spacing w:after="50"/>
-            </w:pPr>
-            <w:r>
-              <w:rPr>
-                <w:i/>
-                <w:iCs/>
-                <w:color w:val="5F6F80"/>
-                <w:sz w:val="19"/>
-                <w:szCs w:val="19"/>
-              </w:rPr>
-              <w:t xml:space="preserve">This model shows the parts of an explanation. It does not answer your writing question.</w:t>
-            </w:r>
-          </w:p>
-          <w:p>
-            <w:pPr>
               <w:spacing w:after="80"/>
             </w:pPr>
             <w:r>
@@ -2058,58 +1817,14 @@
                 <w:sz w:val="19"/>
                 <w:szCs w:val="19"/>
               </w:rPr>
-              <w:t xml:space="preserve">Claim:  </w:t>
+              <w:t xml:space="preserve">Model:  </w:t>
             </w:r>
             <w:r>
               <w:rPr>
                 <w:sz w:val="19"/>
                 <w:szCs w:val="19"/>
               </w:rPr>
-              <w:t xml:space="preserve">There will be more than 3 sections because each piece is smaller than a whole foot.</w:t>
-            </w:r>
-          </w:p>
-          <w:p>
-            <w:pPr>
-              <w:spacing w:after="80"/>
-            </w:pPr>
-            <w:r>
-              <w:rPr>
-                <w:b/>
-                <w:bCs/>
-                <w:color w:val="12355B"/>
-                <w:sz w:val="19"/>
-                <w:szCs w:val="19"/>
-              </w:rPr>
-              <w:t xml:space="preserve">Evidence:  </w:t>
-            </w:r>
-            <w:r>
-              <w:rPr>
-                <w:sz w:val="19"/>
-                <w:szCs w:val="19"/>
-              </w:rPr>
-              <w:t xml:space="preserve">Students reason that dividing by a number less than 1 gives a quotient greater than the dividend, so there are more than 3 sections.</w:t>
-            </w:r>
-          </w:p>
-          <w:p>
-            <w:pPr>
-              <w:spacing w:after="80"/>
-            </w:pPr>
-            <w:r>
-              <w:rPr>
-                <w:b/>
-                <w:bCs/>
-                <w:color w:val="12355B"/>
-                <w:sz w:val="19"/>
-                <w:szCs w:val="19"/>
-              </w:rPr>
-              <w:t xml:space="preserve">Reasoning:  </w:t>
-            </w:r>
-            <w:r>
-              <w:rPr>
-                <w:sz w:val="19"/>
-                <w:szCs w:val="19"/>
-              </w:rPr>
-              <w:t xml:space="preserve">This evidence connects the definition of division of fractions to the mathematical claim.</w:t>
+              <w:t xml:space="preserve">There will be more than 3 sections because each piece is smaller than a whole foot. — Students reason that dividing by a number less than 1 gives a quotient greater than the dividend, so there are more than 3 sections.</w:t>
             </w:r>
           </w:p>
         </w:tc>
@@ -2188,7 +1903,7 @@
           <w:sz w:val="21"/>
           <w:szCs w:val="21"/>
         </w:rPr>
-        <w:t xml:space="preserve">My answer is ___.</w:t>
+        <w:t xml:space="preserve">My answer is ___ because ___.</w:t>
       </w:r>
       <w:r>
         <w:rPr>
@@ -2199,7 +1914,7 @@
           <w:szCs w:val="19"/>
         </w:rPr>
         <w:br/>
-        <w:t xml:space="preserve">Mi respuesta es ___.</w:t>
+        <w:t xml:space="preserve">Mi respuesta es ___ porque ___.</w:t>
       </w:r>
     </w:p>
     <w:tbl>
@@ -2339,7 +2054,7 @@
           <w:sz w:val="21"/>
           <w:szCs w:val="21"/>
         </w:rPr>
-        <w:t xml:space="preserve">I know because ___.</w:t>
+        <w:t xml:space="preserve">My evidence is ___, so ___.</w:t>
       </w:r>
       <w:r>
         <w:rPr>
@@ -2350,31 +2065,7 @@
           <w:szCs w:val="19"/>
         </w:rPr>
         <w:br/>
-        <w:t xml:space="preserve">Lo sé porque ___.</w:t>
-      </w:r>
-    </w:p>
-    <w:p>
-      <w:pPr>
-        <w:spacing w:after="60"/>
-      </w:pPr>
-      <w:r>
-        <w:rPr>
-          <w:color w:val="1A2733"/>
-          <w:sz w:val="21"/>
-          <w:szCs w:val="21"/>
-        </w:rPr>
-        <w:t xml:space="preserve">So ___.</w:t>
-      </w:r>
-      <w:r>
-        <w:rPr>
-          <w:i/>
-          <w:iCs/>
-          <w:color w:val="5F6F80"/>
-          <w:sz w:val="19"/>
-          <w:szCs w:val="19"/>
-        </w:rPr>
-        <w:br/>
-        <w:t xml:space="preserve">Entonces ___.</w:t>
+        <w:t xml:space="preserve">Mi evidencia es ___, entonces ___.</w:t>
       </w:r>
     </w:p>
     <w:tbl>
@@ -2480,78 +2171,6 @@
         <w:t xml:space="preserve">Escribe una afirmación, da evidencia matemática y explica tu razonamiento.</w:t>
       </w:r>
     </w:p>
-    <w:p>
-      <w:pPr>
-        <w:spacing w:after="60"/>
-      </w:pPr>
-      <w:r>
-        <w:rPr>
-          <w:color w:val="1A2733"/>
-          <w:sz w:val="21"/>
-          <w:szCs w:val="21"/>
-        </w:rPr>
-        <w:t xml:space="preserve">My claim is ___.</w:t>
-      </w:r>
-      <w:r>
-        <w:rPr>
-          <w:i/>
-          <w:iCs/>
-          <w:color w:val="5F6F80"/>
-          <w:sz w:val="19"/>
-          <w:szCs w:val="19"/>
-        </w:rPr>
-        <w:br/>
-        <w:t xml:space="preserve">Mi afirmación es ___.</w:t>
-      </w:r>
-    </w:p>
-    <w:p>
-      <w:pPr>
-        <w:spacing w:after="60"/>
-      </w:pPr>
-      <w:r>
-        <w:rPr>
-          <w:color w:val="1A2733"/>
-          <w:sz w:val="21"/>
-          <w:szCs w:val="21"/>
-        </w:rPr>
-        <w:t xml:space="preserve">My math evidence is ___.</w:t>
-      </w:r>
-      <w:r>
-        <w:rPr>
-          <w:i/>
-          <w:iCs/>
-          <w:color w:val="5F6F80"/>
-          <w:sz w:val="19"/>
-          <w:szCs w:val="19"/>
-        </w:rPr>
-        <w:br/>
-        <w:t xml:space="preserve">Mi evidencia matemática es ___.</w:t>
-      </w:r>
-    </w:p>
-    <w:p>
-      <w:pPr>
-        <w:spacing w:after="60"/>
-      </w:pPr>
-      <w:r>
-        <w:rPr>
-          <w:color w:val="1A2733"/>
-          <w:sz w:val="21"/>
-          <w:szCs w:val="21"/>
-        </w:rPr>
-        <w:t xml:space="preserve">This proves ___ because ___.</w:t>
-      </w:r>
-      <w:r>
-        <w:rPr>
-          <w:i/>
-          <w:iCs/>
-          <w:color w:val="5F6F80"/>
-          <w:sz w:val="19"/>
-          <w:szCs w:val="19"/>
-        </w:rPr>
-        <w:br/>
-        <w:t xml:space="preserve">Esto demuestra ___ porque ___.</w:t>
-      </w:r>
-    </w:p>
     <w:tbl>
       <w:tblPr>
         <w:tblW w:type="pct" w:w="100%"/>
@@ -2634,7 +2253,7 @@
           <w:sz w:val="24"/>
           <w:szCs w:val="24"/>
         </w:rPr>
-        <w:t xml:space="preserve">4. Check Your Explanation</w:t>
+        <w:t xml:space="preserve">Check Your Explanation</w:t>
       </w:r>
       <w:r>
         <w:rPr>
@@ -2644,7 +2263,7 @@
           <w:sz w:val="19"/>
           <w:szCs w:val="19"/>
         </w:rPr>
-        <w:t xml:space="preserve">   five quick checks</w:t>
+        <w:t xml:space="preserve">   three quick checks</w:t>
       </w:r>
     </w:p>
     <w:p>
@@ -2668,17 +2287,6 @@
         </w:rPr>
         <w:t xml:space="preserve">I answered the question.</w:t>
       </w:r>
-      <w:r>
-        <w:rPr>
-          <w:i/>
-          <w:iCs/>
-          <w:color w:val="5F6F80"/>
-          <w:sz w:val="18"/>
-          <w:szCs w:val="18"/>
-        </w:rPr>
-        <w:br/>
-        <w:t xml:space="preserve">Respondí la pregunta.</w:t>
-      </w:r>
     </w:p>
     <w:p>
       <w:pPr>
@@ -2699,18 +2307,7 @@
           <w:sz w:val="20"/>
           <w:szCs w:val="20"/>
         </w:rPr>
-        <w:t xml:space="preserve">I used math evidence: numbers, an equation, a model, or a comparison.</w:t>
-      </w:r>
-      <w:r>
-        <w:rPr>
-          <w:i/>
-          <w:iCs/>
-          <w:color w:val="5F6F80"/>
-          <w:sz w:val="18"/>
-          <w:szCs w:val="18"/>
-        </w:rPr>
-        <w:br/>
-        <w:t xml:space="preserve">Usé evidencia matemática: números, una ecuación, un modelo o una comparación.</w:t>
+        <w:t xml:space="preserve">I used math evidence: numbers, an equation, or a model.</w:t>
       </w:r>
     </w:p>
     <w:p>
@@ -2732,84 +2329,7 @@
           <w:sz w:val="20"/>
           <w:szCs w:val="20"/>
         </w:rPr>
-        <w:t xml:space="preserve">I explained how the evidence proves my answer.</w:t>
-      </w:r>
-      <w:r>
-        <w:rPr>
-          <w:i/>
-          <w:iCs/>
-          <w:color w:val="5F6F80"/>
-          <w:sz w:val="18"/>
-          <w:szCs w:val="18"/>
-        </w:rPr>
-        <w:br/>
-        <w:t xml:space="preserve">Expliqué cómo la evidencia demuestra mi respuesta.</w:t>
-      </w:r>
-    </w:p>
-    <w:p>
-      <w:pPr>
-        <w:spacing w:after="80"/>
-      </w:pPr>
-      <w:r>
-        <w:rPr>
-          <w:b/>
-          <w:bCs/>
-          <w:color w:val="1FA6A2"/>
-          <w:sz w:val="22"/>
-          <w:szCs w:val="22"/>
-        </w:rPr>
-        <w:t xml:space="preserve">☐  </w:t>
-      </w:r>
-      <w:r>
-        <w:rPr>
-          <w:sz w:val="20"/>
-          <w:szCs w:val="20"/>
-        </w:rPr>
         <w:t xml:space="preserve">I used at least two math words.</w:t>
-      </w:r>
-      <w:r>
-        <w:rPr>
-          <w:i/>
-          <w:iCs/>
-          <w:color w:val="5F6F80"/>
-          <w:sz w:val="18"/>
-          <w:szCs w:val="18"/>
-        </w:rPr>
-        <w:br/>
-        <w:t xml:space="preserve">Usé por lo menos dos palabras matemáticas.</w:t>
-      </w:r>
-    </w:p>
-    <w:p>
-      <w:pPr>
-        <w:spacing w:after="80"/>
-      </w:pPr>
-      <w:r>
-        <w:rPr>
-          <w:b/>
-          <w:bCs/>
-          <w:color w:val="1FA6A2"/>
-          <w:sz w:val="22"/>
-          <w:szCs w:val="22"/>
-        </w:rPr>
-        <w:t xml:space="preserve">☐  </w:t>
-      </w:r>
-      <w:r>
-        <w:rPr>
-          <w:sz w:val="20"/>
-          <w:szCs w:val="20"/>
-        </w:rPr>
-        <w:t xml:space="preserve">I reread complete sentences and punctuation.</w:t>
-      </w:r>
-      <w:r>
-        <w:rPr>
-          <w:i/>
-          <w:iCs/>
-          <w:color w:val="5F6F80"/>
-          <w:sz w:val="18"/>
-          <w:szCs w:val="18"/>
-        </w:rPr>
-        <w:br/>
-        <w:t xml:space="preserve">Volví a leer mis oraciones completas y la puntuación.</w:t>
       </w:r>
     </w:p>
     <w:p>
@@ -5006,7 +4526,7 @@
           <w:sz w:val="20"/>
           <w:szCs w:val="20"/>
         </w:rPr>
-        <w:t xml:space="preserve">☐  I answered the question.</w:t>
+        <w:t xml:space="preserve">☐  The answer to the math question is correct.</w:t>
       </w:r>
     </w:p>
     <w:p>
@@ -5018,7 +4538,7 @@
           <w:sz w:val="20"/>
           <w:szCs w:val="20"/>
         </w:rPr>
-        <w:t xml:space="preserve">☐  I used math evidence: numbers, an equation, a model, or a comparison.</w:t>
+        <w:t xml:space="preserve">☐  The evidence is real lesson mathematics (numbers, equation, or model), not restated claim.</w:t>
       </w:r>
     </w:p>
     <w:p>
@@ -5030,31 +4550,7 @@
           <w:sz w:val="20"/>
           <w:szCs w:val="20"/>
         </w:rPr>
-        <w:t xml:space="preserve">☐  I explained how the evidence proves my answer.</w:t>
-      </w:r>
-    </w:p>
-    <w:p>
-      <w:pPr>
-        <w:spacing w:after="80"/>
-      </w:pPr>
-      <w:r>
-        <w:rPr>
-          <w:sz w:val="20"/>
-          <w:szCs w:val="20"/>
-        </w:rPr>
-        <w:t xml:space="preserve">☐  I used at least two math words.</w:t>
-      </w:r>
-    </w:p>
-    <w:p>
-      <w:pPr>
-        <w:spacing w:after="80"/>
-      </w:pPr>
-      <w:r>
-        <w:rPr>
-          <w:sz w:val="20"/>
-          <w:szCs w:val="20"/>
-        </w:rPr>
-        <w:t xml:space="preserve">☐  I reread complete sentences and punctuation.</w:t>
+        <w:t xml:space="preserve">☐  The support level changed the language scaffolding, never the mathematical expectation.</w:t>
       </w:r>
     </w:p>
     <w:sectPr>
